--- a/result/docs/多角度分析用户行为特征研究报告.docx
+++ b/result/docs/多角度分析用户行为特征研究报告.docx
@@ -41,7 +41,21 @@
         <w:rPr>
           <w:rFonts w:hint="eastAsia"/>
         </w:rPr>
-        <w:t>本报告主要针对短视频平台的用户特征（user_feature_pure）数据集，进行研究和分析。该数据集主要包括</w:t>
+        <w:t>本报告主要针对短视频平台的用户特征（</w:t>
+      </w:r>
+      <w:proofErr w:type="spellStart"/>
+      <w:r>
+        <w:rPr>
+          <w:rFonts w:hint="eastAsia"/>
+        </w:rPr>
+        <w:t>user_feature_pure</w:t>
+      </w:r>
+      <w:proofErr w:type="spellEnd"/>
+      <w:r>
+        <w:rPr>
+          <w:rFonts w:hint="eastAsia"/>
+        </w:rPr>
+        <w:t>）数据集，进行研究和分析。该数据集主要包括</w:t>
       </w:r>
       <w:r>
         <w:rPr>
@@ -569,8 +583,13 @@
         <w:tab/>
       </w:r>
       <w:r>
-        <w:t>交叉身份用户比值显著高于其他类型，说明其粉丝转化效率（或粉丝增长相对于关注的优势）在四类里最突出 ，仅视频创作者、仅直播主播依次降低，普通用户比值最低 。</w:t>
-      </w:r>
+        <w:t>交叉身份用户比值显著高于其他类型，说明其粉丝转化效率（或粉丝增长相对于关注的优势）在四类里最突出 ，仅视频创作者、仅直播主播依次降低，普通用户比值最低</w:t>
+      </w:r>
+      <w:proofErr w:type="gramStart"/>
+      <w:r>
+        <w:t xml:space="preserve"> 。</w:t>
+      </w:r>
+      <w:proofErr w:type="gramEnd"/>
     </w:p>
     <w:p>
       <w:pPr>
@@ -672,7 +691,15 @@
         <w:t>在</w:t>
       </w:r>
       <w:r>
-        <w:t>“不同注册阶段用户中视频作者的比例 (%)” 柱状图，实体信息为新用户、中期用户、老用户三个注册阶段，及对应视频作者比例：新用户 0.0%、中期用户 63.8%、老用户 84.4% ，反映出用户注册阶段越靠后，成为视频作者的比例越高。</w:t>
+        <w:t xml:space="preserve">“不同注册阶段用户中视频作者的比例 </w:t>
+      </w:r>
+      <w:proofErr w:type="gramStart"/>
+      <w:r>
+        <w:t>(%)</w:t>
+      </w:r>
+      <w:proofErr w:type="gramEnd"/>
+      <w:r>
+        <w:t>” 柱状图，实体信息为新用户、中期用户、老用户三个注册阶段，及对应视频作者比例：新用户 0.0%、中期用户 63.8%、老用户 84.4% ，反映出用户注册阶段越靠后，成为视频作者的比例越高。</w:t>
       </w:r>
     </w:p>
     <w:p>
@@ -907,8 +934,13 @@
         <w:tab/>
       </w:r>
       <w:r>
-        <w:t>新用户的粉丝数、朋友数均值都很低；中期用户粉丝数均值远高于朋友数；老用户粉丝数均值大幅领先，朋友数均值也较高，整体呈现注册阶段越久，平均粉丝数、朋友数越高的趋势，反映出用户在平台使用时间越长，社交数据积累越多 。</w:t>
-      </w:r>
+        <w:t>新用户的粉丝数、朋友数均值都很低；中期用户粉丝数均值远高于朋友数；老用户粉丝数均值大幅领先，朋友数均值也较高，整体呈现注册阶段越久，平均粉丝数、朋友数越高的趋势，反映出用户在平台使用时间越长，社交数据积累越多</w:t>
+      </w:r>
+      <w:proofErr w:type="gramStart"/>
+      <w:r>
+        <w:t xml:space="preserve"> 。</w:t>
+      </w:r>
+      <w:proofErr w:type="gramEnd"/>
     </w:p>
     <w:p>
       <w:pPr>
@@ -998,8 +1030,37 @@
         <w:tab/>
       </w:r>
       <w:r>
-        <w:t>“full_active” 分组在三项数据均值上普遍突出，“UNKNOWN” 分组数值多较低；不同分组社交数据表现差异大，反映出活跃程度与社交指标间的关联，如高活跃分组（full_active 等 ）社交数据均值更高，部分分组（如 single_low_active ）关注数突出但粉丝数相对弱 。</w:t>
-      </w:r>
+        <w:t>“</w:t>
+      </w:r>
+      <w:proofErr w:type="spellStart"/>
+      <w:r>
+        <w:t>full_active</w:t>
+      </w:r>
+      <w:proofErr w:type="spellEnd"/>
+      <w:r>
+        <w:t>” 分组在三项数据均值上普遍突出，“UNKNOWN” 分组数值多较低；不同分组社交数据表现差异大，反映出活跃程度与社交指标间的关联，如高活跃分组（</w:t>
+      </w:r>
+      <w:proofErr w:type="spellStart"/>
+      <w:r>
+        <w:t>full_active</w:t>
+      </w:r>
+      <w:proofErr w:type="spellEnd"/>
+      <w:r>
+        <w:t xml:space="preserve"> 等 ）社交数据均值更高，部分分组（如 </w:t>
+      </w:r>
+      <w:proofErr w:type="spellStart"/>
+      <w:r>
+        <w:t>single_low_active</w:t>
+      </w:r>
+      <w:proofErr w:type="spellEnd"/>
+      <w:r>
+        <w:t xml:space="preserve"> ）关注数突出但粉丝数相对弱</w:t>
+      </w:r>
+      <w:proofErr w:type="gramStart"/>
+      <w:r>
+        <w:t xml:space="preserve"> 。</w:t>
+      </w:r>
+      <w:proofErr w:type="gramEnd"/>
     </w:p>
     <w:p>
       <w:r>
@@ -1067,7 +1128,23 @@
         <w:tab/>
       </w:r>
       <w:r>
-        <w:t> “full_active” 分组粉丝数均值峰值显著，远高于其他分组；“30day_retention”“day_new” 分组均值极低，不同分组粉丝数均值波动极大，体现活跃分组对直播主播粉丝数影响差异悬殊，高活跃分组（full_active ）助力主播积累更多粉丝。</w:t>
+        <w:t> “</w:t>
+      </w:r>
+      <w:proofErr w:type="spellStart"/>
+      <w:r>
+        <w:t>full_active</w:t>
+      </w:r>
+      <w:proofErr w:type="spellEnd"/>
+      <w:r>
+        <w:t>” 分组粉丝数均值峰值显著，远高于其他分组；“30day_retention”“day_new” 分组均值极低，不同分组粉丝数均值波动极大，体现活跃分组对直播主播粉丝数影响差异悬殊，高活跃分组（</w:t>
+      </w:r>
+      <w:proofErr w:type="spellStart"/>
+      <w:r>
+        <w:t>full_active</w:t>
+      </w:r>
+      <w:proofErr w:type="spellEnd"/>
+      <w:r>
+        <w:t xml:space="preserve"> ）助力主播积累更多粉丝。</w:t>
       </w:r>
     </w:p>
     <w:p>
@@ -1130,8 +1207,13 @@
         <w:tab/>
       </w:r>
       <w:r>
-        <w:t>高朋友数分组的低活跃比例（约 0.025 ）高于低朋友数分组（约 0.022 ）</w:t>
-      </w:r>
+        <w:t>高朋友数分组的低活跃比例（约 0.025 ）高于低朋友数分组（约 0.022</w:t>
+      </w:r>
+      <w:proofErr w:type="gramStart"/>
+      <w:r>
+        <w:t xml:space="preserve"> ）</w:t>
+      </w:r>
+      <w:proofErr w:type="gramEnd"/>
       <w:r>
         <w:rPr>
           <w:rFonts w:hint="eastAsia"/>
@@ -1139,8 +1221,13 @@
         <w:t>，说明</w:t>
       </w:r>
       <w:r>
-        <w:t>朋友数多的群体，处于低活跃状态的比例相对更高 。</w:t>
-      </w:r>
+        <w:t>朋友数多的群体，处于低活跃状态的比例相对更高</w:t>
+      </w:r>
+      <w:proofErr w:type="gramStart"/>
+      <w:r>
+        <w:t xml:space="preserve"> 。</w:t>
+      </w:r>
+      <w:proofErr w:type="gramEnd"/>
     </w:p>
     <w:p/>
     <w:p>
